--- a/Pruebas QA/Prueba QA-CU02-DashboardCliente.docx
+++ b/Pruebas QA/Prueba QA-CU02-DashboardCliente.docx
@@ -1,6 +1,6 @@
 
 <file path=word/document.xml><?xml version="1.0" encoding="utf-8"?>
-<w:document xmlns:wpc="http://schemas.microsoft.com/office/word/2010/wordprocessingCanvas" xmlns:cx="http://schemas.microsoft.com/office/drawing/2014/chartex" xmlns:cx1="http://schemas.microsoft.com/office/drawing/2015/9/8/chartex" xmlns:cx2="http://schemas.microsoft.com/office/drawing/2015/10/21/chartex" xmlns:cx3="http://schemas.microsoft.com/office/drawing/2016/5/9/chartex" xmlns:cx4="http://schemas.microsoft.com/office/drawing/2016/5/10/chartex" xmlns:cx5="http://schemas.microsoft.com/office/drawing/2016/5/11/chartex" xmlns:cx6="http://schemas.microsoft.com/office/drawing/2016/5/12/chartex" xmlns:cx7="http://schemas.microsoft.com/office/drawing/2016/5/13/chartex" xmlns:cx8="http://schemas.microsoft.com/office/drawing/2016/5/14/chartex" xmlns:mc="http://schemas.openxmlformats.org/markup-compatibility/2006" xmlns:aink="http://schemas.microsoft.com/office/drawing/2016/ink" xmlns:am3d="http://schemas.microsoft.com/office/drawing/2017/model3d" xmlns:o="urn:schemas-microsoft-com:office:office" xmlns:r="http://schemas.openxmlformats.org/officeDocument/2006/relationships" xmlns:m="http://schemas.openxmlformats.org/officeDocument/2006/math" xmlns:v="urn:schemas-microsoft-com:vml" xmlns:wp14="http://schemas.microsoft.com/office/word/2010/wordprocessingDrawing" xmlns:wp="http://schemas.openxmlformats.org/drawingml/2006/wordprocessingDrawing" xmlns:w10="urn:schemas-microsoft-com:office:word" xmlns:w="http://schemas.openxmlformats.org/wordprocessingml/2006/main" xmlns:w14="http://schemas.microsoft.com/office/word/2010/wordml" xmlns:w15="http://schemas.microsoft.com/office/word/2012/wordml" xmlns:w16cex="http://schemas.microsoft.com/office/word/2018/wordml/cex" xmlns:w16cid="http://schemas.microsoft.com/office/word/2016/wordml/cid" xmlns:w16="http://schemas.microsoft.com/office/word/2018/wordml" xmlns:w16sdtdh="http://schemas.microsoft.com/office/word/2020/wordml/sdtdatahash" xmlns:w16se="http://schemas.microsoft.com/office/word/2015/wordml/symex" xmlns:wpg="http://schemas.microsoft.com/office/word/2010/wordprocessingGroup" xmlns:wpi="http://schemas.microsoft.com/office/word/2010/wordprocessingInk" xmlns:wne="http://schemas.microsoft.com/office/word/2006/wordml" xmlns:wps="http://schemas.microsoft.com/office/word/2010/wordprocessingShape" mc:Ignorable="w14 w15 w16se w16cid w16 w16cex w16sdtdh wp14">
+<w:document xmlns:wpc="http://schemas.microsoft.com/office/word/2010/wordprocessingCanvas" xmlns:cx="http://schemas.microsoft.com/office/drawing/2014/chartex" xmlns:cx1="http://schemas.microsoft.com/office/drawing/2015/9/8/chartex" xmlns:cx2="http://schemas.microsoft.com/office/drawing/2015/10/21/chartex" xmlns:cx3="http://schemas.microsoft.com/office/drawing/2016/5/9/chartex" xmlns:cx4="http://schemas.microsoft.com/office/drawing/2016/5/10/chartex" xmlns:cx5="http://schemas.microsoft.com/office/drawing/2016/5/11/chartex" xmlns:cx6="http://schemas.microsoft.com/office/drawing/2016/5/12/chartex" xmlns:cx7="http://schemas.microsoft.com/office/drawing/2016/5/13/chartex" xmlns:cx8="http://schemas.microsoft.com/office/drawing/2016/5/14/chartex" xmlns:mc="http://schemas.openxmlformats.org/markup-compatibility/2006" xmlns:aink="http://schemas.microsoft.com/office/drawing/2016/ink" xmlns:am3d="http://schemas.microsoft.com/office/drawing/2017/model3d" xmlns:o="urn:schemas-microsoft-com:office:office" xmlns:oel="http://schemas.microsoft.com/office/2019/extlst" xmlns:r="http://schemas.openxmlformats.org/officeDocument/2006/relationships" xmlns:m="http://schemas.openxmlformats.org/officeDocument/2006/math" xmlns:v="urn:schemas-microsoft-com:vml" xmlns:wp14="http://schemas.microsoft.com/office/word/2010/wordprocessingDrawing" xmlns:wp="http://schemas.openxmlformats.org/drawingml/2006/wordprocessingDrawing" xmlns:w10="urn:schemas-microsoft-com:office:word" xmlns:w="http://schemas.openxmlformats.org/wordprocessingml/2006/main" xmlns:w14="http://schemas.microsoft.com/office/word/2010/wordml" xmlns:w15="http://schemas.microsoft.com/office/word/2012/wordml" xmlns:w16cex="http://schemas.microsoft.com/office/word/2018/wordml/cex" xmlns:w16cid="http://schemas.microsoft.com/office/word/2016/wordml/cid" xmlns:w16="http://schemas.microsoft.com/office/word/2018/wordml" xmlns:w16du="http://schemas.microsoft.com/office/word/2023/wordml/word16du" xmlns:w16sdtdh="http://schemas.microsoft.com/office/word/2020/wordml/sdtdatahash" xmlns:w16se="http://schemas.microsoft.com/office/word/2015/wordml/symex" xmlns:wpg="http://schemas.microsoft.com/office/word/2010/wordprocessingGroup" xmlns:wpi="http://schemas.microsoft.com/office/word/2010/wordprocessingInk" xmlns:wne="http://schemas.microsoft.com/office/word/2006/wordml" xmlns:wps="http://schemas.microsoft.com/office/word/2010/wordprocessingShape" mc:Ignorable="w14 w15 w16se w16cid w16 w16cex w16sdtdh wp14">
   <w:body>
     <w:p>
       <w:pPr>
@@ -250,7 +250,27 @@
           <w:sz w:val="36"/>
           <w:szCs w:val="36"/>
         </w:rPr>
-        <w:t>: 11/10/2026</w:t>
+        <w:t xml:space="preserve">: </w:t>
+      </w:r>
+      <w:r>
+        <w:rPr>
+          <w:b/>
+          <w:i/>
+          <w:color w:val="000000"/>
+          <w:sz w:val="36"/>
+          <w:szCs w:val="36"/>
+        </w:rPr>
+        <w:t>04</w:t>
+      </w:r>
+      <w:r>
+        <w:rPr>
+          <w:b/>
+          <w:i/>
+          <w:color w:val="000000"/>
+          <w:sz w:val="36"/>
+          <w:szCs w:val="36"/>
+        </w:rPr>
+        <w:t>/10/2026</w:t>
       </w:r>
     </w:p>
     <w:p>
@@ -803,7 +823,6 @@
           <w:p>
             <w:pPr>
               <w:spacing w:after="0" w:line="240" w:lineRule="auto"/>
-              <w:jc w:val="center"/>
               <w:rPr>
                 <w:rFonts w:eastAsia="Times New Roman" w:cs="Arial"/>
                 <w:b/>
@@ -822,7 +841,18 @@
                 <w:szCs w:val="20"/>
                 <w:lang w:eastAsia="es-VE"/>
               </w:rPr>
-              <w:t>11/10/2026</w:t>
+              <w:t>04</w:t>
+            </w:r>
+            <w:r>
+              <w:rPr>
+                <w:rFonts w:eastAsia="Times New Roman" w:cs="Arial"/>
+                <w:b/>
+                <w:color w:val="000000"/>
+                <w:sz w:val="20"/>
+                <w:szCs w:val="20"/>
+                <w:lang w:eastAsia="es-VE"/>
+              </w:rPr>
+              <w:t>/10/2026</w:t>
             </w:r>
           </w:p>
         </w:tc>
@@ -1423,7 +1453,16 @@
                 <w:szCs w:val="24"/>
                 <w:lang w:eastAsia="es-VE"/>
               </w:rPr>
-              <w:t>11/10/2026</w:t>
+              <w:t>04</w:t>
+            </w:r>
+            <w:r>
+              <w:rPr>
+                <w:rFonts w:eastAsia="Times New Roman" w:cs="Arial"/>
+                <w:color w:val="000000"/>
+                <w:szCs w:val="24"/>
+                <w:lang w:eastAsia="es-VE"/>
+              </w:rPr>
+              <w:t>/10/2026</w:t>
             </w:r>
           </w:p>
         </w:tc>
@@ -1972,7 +2011,18 @@
                 <w:szCs w:val="20"/>
                 <w:lang w:eastAsia="es-VE"/>
               </w:rPr>
-              <w:t>11/10/2026</w:t>
+              <w:t>04</w:t>
+            </w:r>
+            <w:r>
+              <w:rPr>
+                <w:rFonts w:eastAsia="Times New Roman" w:cs="Arial"/>
+                <w:b/>
+                <w:color w:val="000000"/>
+                <w:sz w:val="20"/>
+                <w:szCs w:val="20"/>
+                <w:lang w:eastAsia="es-VE"/>
+              </w:rPr>
+              <w:t>/10/2026</w:t>
             </w:r>
           </w:p>
         </w:tc>
@@ -3919,7 +3969,25 @@
                 <w:bCs/>
                 <w:sz w:val="22"/>
               </w:rPr>
-              <w:t xml:space="preserve"> 11/10/2026</w:t>
+              <w:t xml:space="preserve"> </w:t>
+            </w:r>
+            <w:r>
+              <w:rPr>
+                <w:rFonts w:cs="Arial"/>
+                <w:b/>
+                <w:bCs/>
+                <w:sz w:val="22"/>
+              </w:rPr>
+              <w:t>04</w:t>
+            </w:r>
+            <w:r>
+              <w:rPr>
+                <w:rFonts w:cs="Arial"/>
+                <w:b/>
+                <w:bCs/>
+                <w:sz w:val="22"/>
+              </w:rPr>
+              <w:t>/10/2026</w:t>
             </w:r>
           </w:p>
         </w:tc>
@@ -4407,6 +4475,7 @@
             <w:r>
               <w:rPr>
                 <w:rFonts w:cs="Arial"/>
+                <w:noProof/>
                 <w:sz w:val="20"/>
                 <w:szCs w:val="20"/>
               </w:rPr>
@@ -4461,18 +4530,7 @@
                 <w:sz w:val="20"/>
                 <w:szCs w:val="20"/>
               </w:rPr>
-              <w:t>R</w:t>
-            </w:r>
-            <w:r>
-              <w:rPr>
-                <w:rFonts w:cs="Arial"/>
-                <w:b/>
-                <w:bCs/>
-                <w:color w:val="00803C"/>
-                <w:sz w:val="20"/>
-                <w:szCs w:val="20"/>
-              </w:rPr>
-              <w:t xml:space="preserve">esultado: </w:t>
+              <w:t xml:space="preserve">Resultado: </w:t>
             </w:r>
             <w:r>
               <w:rPr>
@@ -4690,15 +4748,7 @@
                 <w:sz w:val="20"/>
                 <w:szCs w:val="20"/>
               </w:rPr>
-              <w:t>Cumple. Al iniciar sesión se muest</w:t>
-            </w:r>
-            <w:r>
-              <w:rPr>
-                <w:rFonts w:cs="Arial"/>
-                <w:sz w:val="20"/>
-                <w:szCs w:val="20"/>
-              </w:rPr>
-              <w:t>ra el Dashboard con “Mis solicitudes” seleccionada, y el menú lateral con “Mis solicitudes” y “Nueva solicitud”.</w:t>
+              <w:t>Cumple. Al iniciar sesión se muestra el Dashboard con “Mis solicitudes” seleccionada, y el menú lateral con “Mis solicitudes” y “Nueva solicitud”.</w:t>
             </w:r>
           </w:p>
           <w:p>
@@ -4738,15 +4788,7 @@
                 <w:sz w:val="20"/>
                 <w:szCs w:val="20"/>
               </w:rPr>
-              <w:t>2.3.4 El sistema muestra una tabla con Boleta, Tipo, Asunto, Estado,</w:t>
-            </w:r>
-            <w:r>
-              <w:rPr>
-                <w:rFonts w:cs="Arial"/>
-                <w:sz w:val="20"/>
-                <w:szCs w:val="20"/>
-              </w:rPr>
-              <w:t xml:space="preserve"> Fecha y Acción (ícono Ver Detalle). RN02, FA02</w:t>
+              <w:t>2.3.4 El sistema muestra una tabla con Boleta, Tipo, Asunto, Estado, Fecha y Acción (ícono Ver Detalle). RN02, FA02</w:t>
             </w:r>
           </w:p>
           <w:p>
@@ -4838,15 +4880,7 @@
                 <w:sz w:val="20"/>
                 <w:szCs w:val="20"/>
               </w:rPr>
-              <w:t>Cumple. Se muestran las columnas del CU y el listado inicia con las solicitudes más recientes (SOL-2026-0000</w:t>
-            </w:r>
-            <w:r>
-              <w:rPr>
-                <w:rFonts w:cs="Arial"/>
-                <w:sz w:val="20"/>
-                <w:szCs w:val="20"/>
-              </w:rPr>
-              <w:t>98 y SOL-2026-000097, del 11/10/2026).</w:t>
+              <w:t>Cumple. Se muestran las columnas del CU y el listado inicia con las solicitudes más recientes (SOL-2026-000098 y SOL-2026-000097, del 11/10/2026).</w:t>
             </w:r>
           </w:p>
           <w:p>
@@ -4937,15 +4971,7 @@
                 <w:sz w:val="20"/>
                 <w:szCs w:val="20"/>
               </w:rPr>
-              <w:t>Cumple. Se muestran “Cerrar sesión”, las i</w:t>
-            </w:r>
-            <w:r>
-              <w:rPr>
-                <w:rFonts w:cs="Arial"/>
-                <w:sz w:val="20"/>
-                <w:szCs w:val="20"/>
-              </w:rPr>
-              <w:t>niciales “PG”, el nombre “Pedro Gómez” y el rol “Cliente”.</w:t>
+              <w:t>Cumple. Se muestran “Cerrar sesión”, las iniciales “PG”, el nombre “Pedro Gómez” y el rol “Cliente”.</w:t>
             </w:r>
           </w:p>
         </w:tc>
@@ -5219,15 +5245,7 @@
                 <w:sz w:val="20"/>
                 <w:szCs w:val="20"/>
               </w:rPr>
-              <w:t>2. El sistema despliega una ventana e</w:t>
-            </w:r>
-            <w:r>
-              <w:rPr>
-                <w:rFonts w:cs="Arial"/>
-                <w:sz w:val="20"/>
-                <w:szCs w:val="20"/>
-              </w:rPr>
-              <w:t>mergente con la información completa de la solicitud. RN03</w:t>
+              <w:t>2. El sistema despliega una ventana emergente con la información completa de la solicitud. RN03</w:t>
             </w:r>
           </w:p>
           <w:p>
@@ -5364,15 +5382,7 @@
                 <w:sz w:val="20"/>
                 <w:szCs w:val="20"/>
               </w:rPr>
-              <w:t>Cumple. Para SOL-2026-000097 se muestran el número de boleta, el estado, el tipo, la fecha de registro, el servicio recibido, el asunto, la descripción, la fecha límite de resolución y la evidencia adjunta con “Descargar”. El botón “Cerrar” regresa al list</w:t>
-            </w:r>
-            <w:r>
-              <w:rPr>
-                <w:rFonts w:cs="Arial"/>
-                <w:sz w:val="20"/>
-                <w:szCs w:val="20"/>
-              </w:rPr>
-              <w:t>ado.</w:t>
+              <w:t>Cumple. Para SOL-2026-000097 se muestran el número de boleta, el estado, el tipo, la fecha de registro, el servicio recibido, el asunto, la descripción, la fecha límite de resolución y la evidencia adjunta con “Descargar”. El botón “Cerrar” regresa al listado.</w:t>
             </w:r>
           </w:p>
           <w:p>
@@ -5456,15 +5466,7 @@
                 <w:szCs w:val="20"/>
               </w:rPr>
               <w:lastRenderedPageBreak/>
-              <w:t xml:space="preserve">3. El sistema muestra el botón “Registrar mi primera </w:t>
-            </w:r>
-            <w:r>
-              <w:rPr>
-                <w:rFonts w:cs="Arial"/>
-                <w:sz w:val="20"/>
-                <w:szCs w:val="20"/>
-              </w:rPr>
-              <w:t>solicitud”. FA01</w:t>
+              <w:t>3. El sistema muestra el botón “Registrar mi primera solicitud”. FA01</w:t>
             </w:r>
           </w:p>
           <w:p>
@@ -5624,15 +5626,7 @@
                 <w:sz w:val="20"/>
                 <w:szCs w:val="20"/>
               </w:rPr>
-              <w:t>1. El usuario selecciona la opción “Cerrar sesión” del</w:t>
-            </w:r>
-            <w:r>
-              <w:rPr>
-                <w:rFonts w:cs="Arial"/>
-                <w:sz w:val="20"/>
-                <w:szCs w:val="20"/>
-              </w:rPr>
-              <w:t xml:space="preserve"> menú lateral.</w:t>
+              <w:t>1. El usuario selecciona la opción “Cerrar sesión” del menú lateral.</w:t>
             </w:r>
           </w:p>
           <w:p>
@@ -6008,23 +6002,7 @@
                 <w:sz w:val="20"/>
                 <w:szCs w:val="20"/>
               </w:rPr>
-              <w:t>Cumple. La ventana muestra</w:t>
-            </w:r>
-            <w:r>
-              <w:rPr>
-                <w:rFonts w:cs="Arial"/>
-                <w:sz w:val="20"/>
-                <w:szCs w:val="20"/>
-              </w:rPr>
-              <w:t xml:space="preserve"> la información del detalle </w:t>
-            </w:r>
-            <w:r>
-              <w:rPr>
-                <w:rFonts w:cs="Arial"/>
-                <w:sz w:val="20"/>
-                <w:szCs w:val="20"/>
-              </w:rPr>
-              <w:t>ver evidencia de FA02</w:t>
+              <w:t>Cumple. La ventana muestra la información del detalle ver evidencia de FA02</w:t>
             </w:r>
             <w:r>
               <w:rPr>
@@ -6088,15 +6066,7 @@
                 <w:sz w:val="20"/>
                 <w:szCs w:val="20"/>
               </w:rPr>
-              <w:t>Cumple. El listado va de la solicitud más reciente a la más antigua por fecha y hora de regist</w:t>
-            </w:r>
-            <w:r>
-              <w:rPr>
-                <w:rFonts w:cs="Arial"/>
-                <w:sz w:val="20"/>
-                <w:szCs w:val="20"/>
-              </w:rPr>
-              <w:t>ro.</w:t>
+              <w:t>Cumple. El listado va de la solicitud más reciente a la más antigua por fecha y hora de registro.</w:t>
             </w:r>
           </w:p>
           <w:p>
@@ -6745,7 +6715,27 @@
                 <w:sz w:val="20"/>
                 <w:szCs w:val="20"/>
               </w:rPr>
-              <w:t>Fecha: 11/10/2026</w:t>
+              <w:t xml:space="preserve">Fecha: </w:t>
+            </w:r>
+            <w:r>
+              <w:rPr>
+                <w:rFonts w:cs="Arial"/>
+                <w:b/>
+                <w:bCs/>
+                <w:sz w:val="20"/>
+                <w:szCs w:val="20"/>
+              </w:rPr>
+              <w:t>04</w:t>
+            </w:r>
+            <w:r>
+              <w:rPr>
+                <w:rFonts w:cs="Arial"/>
+                <w:b/>
+                <w:bCs/>
+                <w:sz w:val="20"/>
+                <w:szCs w:val="20"/>
+              </w:rPr>
+              <w:t>/10/2026</w:t>
             </w:r>
           </w:p>
         </w:tc>
@@ -6775,7 +6765,7 @@
 </file>
 
 <file path=word/endnotes.xml><?xml version="1.0" encoding="utf-8"?>
-<w:endnotes xmlns:wpc="http://schemas.microsoft.com/office/word/2010/wordprocessingCanvas" xmlns:cx="http://schemas.microsoft.com/office/drawing/2014/chartex" xmlns:cx1="http://schemas.microsoft.com/office/drawing/2015/9/8/chartex" xmlns:cx2="http://schemas.microsoft.com/office/drawing/2015/10/21/chartex" xmlns:cx3="http://schemas.microsoft.com/office/drawing/2016/5/9/chartex" xmlns:cx4="http://schemas.microsoft.com/office/drawing/2016/5/10/chartex" xmlns:cx5="http://schemas.microsoft.com/office/drawing/2016/5/11/chartex" xmlns:cx6="http://schemas.microsoft.com/office/drawing/2016/5/12/chartex" xmlns:cx7="http://schemas.microsoft.com/office/drawing/2016/5/13/chartex" xmlns:cx8="http://schemas.microsoft.com/office/drawing/2016/5/14/chartex" xmlns:mc="http://schemas.openxmlformats.org/markup-compatibility/2006" xmlns:aink="http://schemas.microsoft.com/office/drawing/2016/ink" xmlns:am3d="http://schemas.microsoft.com/office/drawing/2017/model3d" xmlns:o="urn:schemas-microsoft-com:office:office" xmlns:r="http://schemas.openxmlformats.org/officeDocument/2006/relationships" xmlns:m="http://schemas.openxmlformats.org/officeDocument/2006/math" xmlns:v="urn:schemas-microsoft-com:vml" xmlns:wp14="http://schemas.microsoft.com/office/word/2010/wordprocessingDrawing" xmlns:wp="http://schemas.openxmlformats.org/drawingml/2006/wordprocessingDrawing" xmlns:w10="urn:schemas-microsoft-com:office:word" xmlns:w="http://schemas.openxmlformats.org/wordprocessingml/2006/main" xmlns:w14="http://schemas.microsoft.com/office/word/2010/wordml" xmlns:w15="http://schemas.microsoft.com/office/word/2012/wordml" xmlns:w16cex="http://schemas.microsoft.com/office/word/2018/wordml/cex" xmlns:w16cid="http://schemas.microsoft.com/office/word/2016/wordml/cid" xmlns:w16="http://schemas.microsoft.com/office/word/2018/wordml" xmlns:w16sdtdh="http://schemas.microsoft.com/office/word/2020/wordml/sdtdatahash" xmlns:w16se="http://schemas.microsoft.com/office/word/2015/wordml/symex" xmlns:wpg="http://schemas.microsoft.com/office/word/2010/wordprocessingGroup" xmlns:wpi="http://schemas.microsoft.com/office/word/2010/wordprocessingInk" xmlns:wne="http://schemas.microsoft.com/office/word/2006/wordml" xmlns:wps="http://schemas.microsoft.com/office/word/2010/wordprocessingShape" mc:Ignorable="w14 w15 w16se w16cid w16 w16cex w16sdtdh wp14">
+<w:endnotes xmlns:wpc="http://schemas.microsoft.com/office/word/2010/wordprocessingCanvas" xmlns:cx="http://schemas.microsoft.com/office/drawing/2014/chartex" xmlns:cx1="http://schemas.microsoft.com/office/drawing/2015/9/8/chartex" xmlns:cx2="http://schemas.microsoft.com/office/drawing/2015/10/21/chartex" xmlns:cx3="http://schemas.microsoft.com/office/drawing/2016/5/9/chartex" xmlns:cx4="http://schemas.microsoft.com/office/drawing/2016/5/10/chartex" xmlns:cx5="http://schemas.microsoft.com/office/drawing/2016/5/11/chartex" xmlns:cx6="http://schemas.microsoft.com/office/drawing/2016/5/12/chartex" xmlns:cx7="http://schemas.microsoft.com/office/drawing/2016/5/13/chartex" xmlns:cx8="http://schemas.microsoft.com/office/drawing/2016/5/14/chartex" xmlns:mc="http://schemas.openxmlformats.org/markup-compatibility/2006" xmlns:aink="http://schemas.microsoft.com/office/drawing/2016/ink" xmlns:am3d="http://schemas.microsoft.com/office/drawing/2017/model3d" xmlns:o="urn:schemas-microsoft-com:office:office" xmlns:oel="http://schemas.microsoft.com/office/2019/extlst" xmlns:r="http://schemas.openxmlformats.org/officeDocument/2006/relationships" xmlns:m="http://schemas.openxmlformats.org/officeDocument/2006/math" xmlns:v="urn:schemas-microsoft-com:vml" xmlns:wp14="http://schemas.microsoft.com/office/word/2010/wordprocessingDrawing" xmlns:wp="http://schemas.openxmlformats.org/drawingml/2006/wordprocessingDrawing" xmlns:w10="urn:schemas-microsoft-com:office:word" xmlns:w="http://schemas.openxmlformats.org/wordprocessingml/2006/main" xmlns:w14="http://schemas.microsoft.com/office/word/2010/wordml" xmlns:w15="http://schemas.microsoft.com/office/word/2012/wordml" xmlns:w16cex="http://schemas.microsoft.com/office/word/2018/wordml/cex" xmlns:w16cid="http://schemas.microsoft.com/office/word/2016/wordml/cid" xmlns:w16="http://schemas.microsoft.com/office/word/2018/wordml" xmlns:w16du="http://schemas.microsoft.com/office/word/2023/wordml/word16du" xmlns:w16sdtdh="http://schemas.microsoft.com/office/word/2020/wordml/sdtdatahash" xmlns:w16se="http://schemas.microsoft.com/office/word/2015/wordml/symex" xmlns:wpg="http://schemas.microsoft.com/office/word/2010/wordprocessingGroup" xmlns:wpi="http://schemas.microsoft.com/office/word/2010/wordprocessingInk" xmlns:wne="http://schemas.microsoft.com/office/word/2006/wordml" xmlns:wps="http://schemas.microsoft.com/office/word/2010/wordprocessingShape" mc:Ignorable="w14 w15 w16se w16cid w16 w16cex w16sdtdh wp14">
   <w:endnote w:type="separator" w:id="-1">
     <w:p>
       <w:pPr>
@@ -6800,7 +6790,7 @@
 </file>
 
 <file path=word/footer1.xml><?xml version="1.0" encoding="utf-8"?>
-<w:ftr xmlns:wpc="http://schemas.microsoft.com/office/word/2010/wordprocessingCanvas" xmlns:cx="http://schemas.microsoft.com/office/drawing/2014/chartex" xmlns:cx1="http://schemas.microsoft.com/office/drawing/2015/9/8/chartex" xmlns:cx2="http://schemas.microsoft.com/office/drawing/2015/10/21/chartex" xmlns:cx3="http://schemas.microsoft.com/office/drawing/2016/5/9/chartex" xmlns:cx4="http://schemas.microsoft.com/office/drawing/2016/5/10/chartex" xmlns:cx5="http://schemas.microsoft.com/office/drawing/2016/5/11/chartex" xmlns:cx6="http://schemas.microsoft.com/office/drawing/2016/5/12/chartex" xmlns:cx7="http://schemas.microsoft.com/office/drawing/2016/5/13/chartex" xmlns:cx8="http://schemas.microsoft.com/office/drawing/2016/5/14/chartex" xmlns:mc="http://schemas.openxmlformats.org/markup-compatibility/2006" xmlns:aink="http://schemas.microsoft.com/office/drawing/2016/ink" xmlns:am3d="http://schemas.microsoft.com/office/drawing/2017/model3d" xmlns:o="urn:schemas-microsoft-com:office:office" xmlns:r="http://schemas.openxmlformats.org/officeDocument/2006/relationships" xmlns:m="http://schemas.openxmlformats.org/officeDocument/2006/math" xmlns:v="urn:schemas-microsoft-com:vml" xmlns:wp14="http://schemas.microsoft.com/office/word/2010/wordprocessingDrawing" xmlns:wp="http://schemas.openxmlformats.org/drawingml/2006/wordprocessingDrawing" xmlns:w10="urn:schemas-microsoft-com:office:word" xmlns:w="http://schemas.openxmlformats.org/wordprocessingml/2006/main" xmlns:w14="http://schemas.microsoft.com/office/word/2010/wordml" xmlns:w15="http://schemas.microsoft.com/office/word/2012/wordml" xmlns:w16cex="http://schemas.microsoft.com/office/word/2018/wordml/cex" xmlns:w16cid="http://schemas.microsoft.com/office/word/2016/wordml/cid" xmlns:w16="http://schemas.microsoft.com/office/word/2018/wordml" xmlns:w16sdtdh="http://schemas.microsoft.com/office/word/2020/wordml/sdtdatahash" xmlns:w16se="http://schemas.microsoft.com/office/word/2015/wordml/symex" xmlns:wpg="http://schemas.microsoft.com/office/word/2010/wordprocessingGroup" xmlns:wpi="http://schemas.microsoft.com/office/word/2010/wordprocessingInk" xmlns:wne="http://schemas.microsoft.com/office/word/2006/wordml" xmlns:wps="http://schemas.microsoft.com/office/word/2010/wordprocessingShape" mc:Ignorable="w14 w15 w16se w16cid w16 w16cex w16sdtdh wp14">
+<w:ftr xmlns:wpc="http://schemas.microsoft.com/office/word/2010/wordprocessingCanvas" xmlns:cx="http://schemas.microsoft.com/office/drawing/2014/chartex" xmlns:cx1="http://schemas.microsoft.com/office/drawing/2015/9/8/chartex" xmlns:cx2="http://schemas.microsoft.com/office/drawing/2015/10/21/chartex" xmlns:cx3="http://schemas.microsoft.com/office/drawing/2016/5/9/chartex" xmlns:cx4="http://schemas.microsoft.com/office/drawing/2016/5/10/chartex" xmlns:cx5="http://schemas.microsoft.com/office/drawing/2016/5/11/chartex" xmlns:cx6="http://schemas.microsoft.com/office/drawing/2016/5/12/chartex" xmlns:cx7="http://schemas.microsoft.com/office/drawing/2016/5/13/chartex" xmlns:cx8="http://schemas.microsoft.com/office/drawing/2016/5/14/chartex" xmlns:mc="http://schemas.openxmlformats.org/markup-compatibility/2006" xmlns:aink="http://schemas.microsoft.com/office/drawing/2016/ink" xmlns:am3d="http://schemas.microsoft.com/office/drawing/2017/model3d" xmlns:o="urn:schemas-microsoft-com:office:office" xmlns:oel="http://schemas.microsoft.com/office/2019/extlst" xmlns:r="http://schemas.openxmlformats.org/officeDocument/2006/relationships" xmlns:m="http://schemas.openxmlformats.org/officeDocument/2006/math" xmlns:v="urn:schemas-microsoft-com:vml" xmlns:wp14="http://schemas.microsoft.com/office/word/2010/wordprocessingDrawing" xmlns:wp="http://schemas.openxmlformats.org/drawingml/2006/wordprocessingDrawing" xmlns:w10="urn:schemas-microsoft-com:office:word" xmlns:w="http://schemas.openxmlformats.org/wordprocessingml/2006/main" xmlns:w14="http://schemas.microsoft.com/office/word/2010/wordml" xmlns:w15="http://schemas.microsoft.com/office/word/2012/wordml" xmlns:w16cex="http://schemas.microsoft.com/office/word/2018/wordml/cex" xmlns:w16cid="http://schemas.microsoft.com/office/word/2016/wordml/cid" xmlns:w16="http://schemas.microsoft.com/office/word/2018/wordml" xmlns:w16du="http://schemas.microsoft.com/office/word/2023/wordml/word16du" xmlns:w16sdtdh="http://schemas.microsoft.com/office/word/2020/wordml/sdtdatahash" xmlns:w16se="http://schemas.microsoft.com/office/word/2015/wordml/symex" xmlns:wpg="http://schemas.microsoft.com/office/word/2010/wordprocessingGroup" xmlns:wpi="http://schemas.microsoft.com/office/word/2010/wordprocessingInk" xmlns:wne="http://schemas.microsoft.com/office/word/2006/wordml" xmlns:wps="http://schemas.microsoft.com/office/word/2010/wordprocessingShape" mc:Ignorable="w14 w15 w16se w16cid w16 w16cex w16sdtdh wp14">
   <w:p>
     <w:pPr>
       <w:pStyle w:val="Piedepgina"/>
@@ -6866,7 +6856,7 @@
 </file>
 
 <file path=word/footnotes.xml><?xml version="1.0" encoding="utf-8"?>
-<w:footnotes xmlns:wpc="http://schemas.microsoft.com/office/word/2010/wordprocessingCanvas" xmlns:cx="http://schemas.microsoft.com/office/drawing/2014/chartex" xmlns:cx1="http://schemas.microsoft.com/office/drawing/2015/9/8/chartex" xmlns:cx2="http://schemas.microsoft.com/office/drawing/2015/10/21/chartex" xmlns:cx3="http://schemas.microsoft.com/office/drawing/2016/5/9/chartex" xmlns:cx4="http://schemas.microsoft.com/office/drawing/2016/5/10/chartex" xmlns:cx5="http://schemas.microsoft.com/office/drawing/2016/5/11/chartex" xmlns:cx6="http://schemas.microsoft.com/office/drawing/2016/5/12/chartex" xmlns:cx7="http://schemas.microsoft.com/office/drawing/2016/5/13/chartex" xmlns:cx8="http://schemas.microsoft.com/office/drawing/2016/5/14/chartex" xmlns:mc="http://schemas.openxmlformats.org/markup-compatibility/2006" xmlns:aink="http://schemas.microsoft.com/office/drawing/2016/ink" xmlns:am3d="http://schemas.microsoft.com/office/drawing/2017/model3d" xmlns:o="urn:schemas-microsoft-com:office:office" xmlns:r="http://schemas.openxmlformats.org/officeDocument/2006/relationships" xmlns:m="http://schemas.openxmlformats.org/officeDocument/2006/math" xmlns:v="urn:schemas-microsoft-com:vml" xmlns:wp14="http://schemas.microsoft.com/office/word/2010/wordprocessingDrawing" xmlns:wp="http://schemas.openxmlformats.org/drawingml/2006/wordprocessingDrawing" xmlns:w10="urn:schemas-microsoft-com:office:word" xmlns:w="http://schemas.openxmlformats.org/wordprocessingml/2006/main" xmlns:w14="http://schemas.microsoft.com/office/word/2010/wordml" xmlns:w15="http://schemas.microsoft.com/office/word/2012/wordml" xmlns:w16cex="http://schemas.microsoft.com/office/word/2018/wordml/cex" xmlns:w16cid="http://schemas.microsoft.com/office/word/2016/wordml/cid" xmlns:w16="http://schemas.microsoft.com/office/word/2018/wordml" xmlns:w16sdtdh="http://schemas.microsoft.com/office/word/2020/wordml/sdtdatahash" xmlns:w16se="http://schemas.microsoft.com/office/word/2015/wordml/symex" xmlns:wpg="http://schemas.microsoft.com/office/word/2010/wordprocessingGroup" xmlns:wpi="http://schemas.microsoft.com/office/word/2010/wordprocessingInk" xmlns:wne="http://schemas.microsoft.com/office/word/2006/wordml" xmlns:wps="http://schemas.microsoft.com/office/word/2010/wordprocessingShape" mc:Ignorable="w14 w15 w16se w16cid w16 w16cex w16sdtdh wp14">
+<w:footnotes xmlns:wpc="http://schemas.microsoft.com/office/word/2010/wordprocessingCanvas" xmlns:cx="http://schemas.microsoft.com/office/drawing/2014/chartex" xmlns:cx1="http://schemas.microsoft.com/office/drawing/2015/9/8/chartex" xmlns:cx2="http://schemas.microsoft.com/office/drawing/2015/10/21/chartex" xmlns:cx3="http://schemas.microsoft.com/office/drawing/2016/5/9/chartex" xmlns:cx4="http://schemas.microsoft.com/office/drawing/2016/5/10/chartex" xmlns:cx5="http://schemas.microsoft.com/office/drawing/2016/5/11/chartex" xmlns:cx6="http://schemas.microsoft.com/office/drawing/2016/5/12/chartex" xmlns:cx7="http://schemas.microsoft.com/office/drawing/2016/5/13/chartex" xmlns:cx8="http://schemas.microsoft.com/office/drawing/2016/5/14/chartex" xmlns:mc="http://schemas.openxmlformats.org/markup-compatibility/2006" xmlns:aink="http://schemas.microsoft.com/office/drawing/2016/ink" xmlns:am3d="http://schemas.microsoft.com/office/drawing/2017/model3d" xmlns:o="urn:schemas-microsoft-com:office:office" xmlns:oel="http://schemas.microsoft.com/office/2019/extlst" xmlns:r="http://schemas.openxmlformats.org/officeDocument/2006/relationships" xmlns:m="http://schemas.openxmlformats.org/officeDocument/2006/math" xmlns:v="urn:schemas-microsoft-com:vml" xmlns:wp14="http://schemas.microsoft.com/office/word/2010/wordprocessingDrawing" xmlns:wp="http://schemas.openxmlformats.org/drawingml/2006/wordprocessingDrawing" xmlns:w10="urn:schemas-microsoft-com:office:word" xmlns:w="http://schemas.openxmlformats.org/wordprocessingml/2006/main" xmlns:w14="http://schemas.microsoft.com/office/word/2010/wordml" xmlns:w15="http://schemas.microsoft.com/office/word/2012/wordml" xmlns:w16cex="http://schemas.microsoft.com/office/word/2018/wordml/cex" xmlns:w16cid="http://schemas.microsoft.com/office/word/2016/wordml/cid" xmlns:w16="http://schemas.microsoft.com/office/word/2018/wordml" xmlns:w16du="http://schemas.microsoft.com/office/word/2023/wordml/word16du" xmlns:w16sdtdh="http://schemas.microsoft.com/office/word/2020/wordml/sdtdatahash" xmlns:w16se="http://schemas.microsoft.com/office/word/2015/wordml/symex" xmlns:wpg="http://schemas.microsoft.com/office/word/2010/wordprocessingGroup" xmlns:wpi="http://schemas.microsoft.com/office/word/2010/wordprocessingInk" xmlns:wne="http://schemas.microsoft.com/office/word/2006/wordml" xmlns:wps="http://schemas.microsoft.com/office/word/2010/wordprocessingShape" mc:Ignorable="w14 w15 w16se w16cid w16 w16cex w16sdtdh wp14">
   <w:footnote w:type="separator" w:id="-1">
     <w:p>
       <w:pPr>
@@ -6891,7 +6881,7 @@
 </file>
 
 <file path=word/header1.xml><?xml version="1.0" encoding="utf-8"?>
-<w:hdr xmlns:wpc="http://schemas.microsoft.com/office/word/2010/wordprocessingCanvas" xmlns:cx="http://schemas.microsoft.com/office/drawing/2014/chartex" xmlns:cx1="http://schemas.microsoft.com/office/drawing/2015/9/8/chartex" xmlns:cx2="http://schemas.microsoft.com/office/drawing/2015/10/21/chartex" xmlns:cx3="http://schemas.microsoft.com/office/drawing/2016/5/9/chartex" xmlns:cx4="http://schemas.microsoft.com/office/drawing/2016/5/10/chartex" xmlns:cx5="http://schemas.microsoft.com/office/drawing/2016/5/11/chartex" xmlns:cx6="http://schemas.microsoft.com/office/drawing/2016/5/12/chartex" xmlns:cx7="http://schemas.microsoft.com/office/drawing/2016/5/13/chartex" xmlns:cx8="http://schemas.microsoft.com/office/drawing/2016/5/14/chartex" xmlns:mc="http://schemas.openxmlformats.org/markup-compatibility/2006" xmlns:aink="http://schemas.microsoft.com/office/drawing/2016/ink" xmlns:am3d="http://schemas.microsoft.com/office/drawing/2017/model3d" xmlns:o="urn:schemas-microsoft-com:office:office" xmlns:r="http://schemas.openxmlformats.org/officeDocument/2006/relationships" xmlns:m="http://schemas.openxmlformats.org/officeDocument/2006/math" xmlns:v="urn:schemas-microsoft-com:vml" xmlns:wp14="http://schemas.microsoft.com/office/word/2010/wordprocessingDrawing" xmlns:wp="http://schemas.openxmlformats.org/drawingml/2006/wordprocessingDrawing" xmlns:w10="urn:schemas-microsoft-com:office:word" xmlns:w="http://schemas.openxmlformats.org/wordprocessingml/2006/main" xmlns:w14="http://schemas.microsoft.com/office/word/2010/wordml" xmlns:w15="http://schemas.microsoft.com/office/word/2012/wordml" xmlns:w16cex="http://schemas.microsoft.com/office/word/2018/wordml/cex" xmlns:w16cid="http://schemas.microsoft.com/office/word/2016/wordml/cid" xmlns:w16="http://schemas.microsoft.com/office/word/2018/wordml" xmlns:w16sdtdh="http://schemas.microsoft.com/office/word/2020/wordml/sdtdatahash" xmlns:w16se="http://schemas.microsoft.com/office/word/2015/wordml/symex" xmlns:wpg="http://schemas.microsoft.com/office/word/2010/wordprocessingGroup" xmlns:wpi="http://schemas.microsoft.com/office/word/2010/wordprocessingInk" xmlns:wne="http://schemas.microsoft.com/office/word/2006/wordml" xmlns:wps="http://schemas.microsoft.com/office/word/2010/wordprocessingShape" mc:Ignorable="w14 w15 w16se w16cid w16 w16cex w16sdtdh wp14">
+<w:hdr xmlns:wpc="http://schemas.microsoft.com/office/word/2010/wordprocessingCanvas" xmlns:cx="http://schemas.microsoft.com/office/drawing/2014/chartex" xmlns:cx1="http://schemas.microsoft.com/office/drawing/2015/9/8/chartex" xmlns:cx2="http://schemas.microsoft.com/office/drawing/2015/10/21/chartex" xmlns:cx3="http://schemas.microsoft.com/office/drawing/2016/5/9/chartex" xmlns:cx4="http://schemas.microsoft.com/office/drawing/2016/5/10/chartex" xmlns:cx5="http://schemas.microsoft.com/office/drawing/2016/5/11/chartex" xmlns:cx6="http://schemas.microsoft.com/office/drawing/2016/5/12/chartex" xmlns:cx7="http://schemas.microsoft.com/office/drawing/2016/5/13/chartex" xmlns:cx8="http://schemas.microsoft.com/office/drawing/2016/5/14/chartex" xmlns:mc="http://schemas.openxmlformats.org/markup-compatibility/2006" xmlns:aink="http://schemas.microsoft.com/office/drawing/2016/ink" xmlns:am3d="http://schemas.microsoft.com/office/drawing/2017/model3d" xmlns:o="urn:schemas-microsoft-com:office:office" xmlns:oel="http://schemas.microsoft.com/office/2019/extlst" xmlns:r="http://schemas.openxmlformats.org/officeDocument/2006/relationships" xmlns:m="http://schemas.openxmlformats.org/officeDocument/2006/math" xmlns:v="urn:schemas-microsoft-com:vml" xmlns:wp14="http://schemas.microsoft.com/office/word/2010/wordprocessingDrawing" xmlns:wp="http://schemas.openxmlformats.org/drawingml/2006/wordprocessingDrawing" xmlns:w10="urn:schemas-microsoft-com:office:word" xmlns:w="http://schemas.openxmlformats.org/wordprocessingml/2006/main" xmlns:w14="http://schemas.microsoft.com/office/word/2010/wordml" xmlns:w15="http://schemas.microsoft.com/office/word/2012/wordml" xmlns:w16cex="http://schemas.microsoft.com/office/word/2018/wordml/cex" xmlns:w16cid="http://schemas.microsoft.com/office/word/2016/wordml/cid" xmlns:w16="http://schemas.microsoft.com/office/word/2018/wordml" xmlns:w16du="http://schemas.microsoft.com/office/word/2023/wordml/word16du" xmlns:w16sdtdh="http://schemas.microsoft.com/office/word/2020/wordml/sdtdatahash" xmlns:w16se="http://schemas.microsoft.com/office/word/2015/wordml/symex" xmlns:wpg="http://schemas.microsoft.com/office/word/2010/wordprocessingGroup" xmlns:wpi="http://schemas.microsoft.com/office/word/2010/wordprocessingInk" xmlns:wne="http://schemas.microsoft.com/office/word/2006/wordml" xmlns:wps="http://schemas.microsoft.com/office/word/2010/wordprocessingShape" mc:Ignorable="w14 w15 w16se w16cid w16 w16cex w16sdtdh wp14">
   <w:p>
     <w:pPr>
       <w:pStyle w:val="Encabezado"/>
@@ -6909,7 +6899,7 @@
 </file>
 
 <file path=word/numbering.xml><?xml version="1.0" encoding="utf-8"?>
-<w:numbering xmlns:wpc="http://schemas.microsoft.com/office/word/2010/wordprocessingCanvas" xmlns:cx="http://schemas.microsoft.com/office/drawing/2014/chartex" xmlns:cx1="http://schemas.microsoft.com/office/drawing/2015/9/8/chartex" xmlns:cx2="http://schemas.microsoft.com/office/drawing/2015/10/21/chartex" xmlns:cx3="http://schemas.microsoft.com/office/drawing/2016/5/9/chartex" xmlns:cx4="http://schemas.microsoft.com/office/drawing/2016/5/10/chartex" xmlns:cx5="http://schemas.microsoft.com/office/drawing/2016/5/11/chartex" xmlns:cx6="http://schemas.microsoft.com/office/drawing/2016/5/12/chartex" xmlns:cx7="http://schemas.microsoft.com/office/drawing/2016/5/13/chartex" xmlns:cx8="http://schemas.microsoft.com/office/drawing/2016/5/14/chartex" xmlns:mc="http://schemas.openxmlformats.org/markup-compatibility/2006" xmlns:aink="http://schemas.microsoft.com/office/drawing/2016/ink" xmlns:am3d="http://schemas.microsoft.com/office/drawing/2017/model3d" xmlns:o="urn:schemas-microsoft-com:office:office" xmlns:r="http://schemas.openxmlformats.org/officeDocument/2006/relationships" xmlns:m="http://schemas.openxmlformats.org/officeDocument/2006/math" xmlns:v="urn:schemas-microsoft-com:vml" xmlns:wp14="http://schemas.microsoft.com/office/word/2010/wordprocessingDrawing" xmlns:wp="http://schemas.openxmlformats.org/drawingml/2006/wordprocessingDrawing" xmlns:w10="urn:schemas-microsoft-com:office:word" xmlns:w="http://schemas.openxmlformats.org/wordprocessingml/2006/main" xmlns:w14="http://schemas.microsoft.com/office/word/2010/wordml" xmlns:w15="http://schemas.microsoft.com/office/word/2012/wordml" xmlns:w16cex="http://schemas.microsoft.com/office/word/2018/wordml/cex" xmlns:w16cid="http://schemas.microsoft.com/office/word/2016/wordml/cid" xmlns:w16="http://schemas.microsoft.com/office/word/2018/wordml" xmlns:w16sdtdh="http://schemas.microsoft.com/office/word/2020/wordml/sdtdatahash" xmlns:w16se="http://schemas.microsoft.com/office/word/2015/wordml/symex" xmlns:wpg="http://schemas.microsoft.com/office/word/2010/wordprocessingGroup" xmlns:wpi="http://schemas.microsoft.com/office/word/2010/wordprocessingInk" xmlns:wne="http://schemas.microsoft.com/office/word/2006/wordml" xmlns:wps="http://schemas.microsoft.com/office/word/2010/wordprocessingShape" mc:Ignorable="w14 w15 w16se w16cid w16 w16cex w16sdtdh wp14">
+<w:numbering xmlns:wpc="http://schemas.microsoft.com/office/word/2010/wordprocessingCanvas" xmlns:cx="http://schemas.microsoft.com/office/drawing/2014/chartex" xmlns:cx1="http://schemas.microsoft.com/office/drawing/2015/9/8/chartex" xmlns:cx2="http://schemas.microsoft.com/office/drawing/2015/10/21/chartex" xmlns:cx3="http://schemas.microsoft.com/office/drawing/2016/5/9/chartex" xmlns:cx4="http://schemas.microsoft.com/office/drawing/2016/5/10/chartex" xmlns:cx5="http://schemas.microsoft.com/office/drawing/2016/5/11/chartex" xmlns:cx6="http://schemas.microsoft.com/office/drawing/2016/5/12/chartex" xmlns:cx7="http://schemas.microsoft.com/office/drawing/2016/5/13/chartex" xmlns:cx8="http://schemas.microsoft.com/office/drawing/2016/5/14/chartex" xmlns:mc="http://schemas.openxmlformats.org/markup-compatibility/2006" xmlns:aink="http://schemas.microsoft.com/office/drawing/2016/ink" xmlns:am3d="http://schemas.microsoft.com/office/drawing/2017/model3d" xmlns:o="urn:schemas-microsoft-com:office:office" xmlns:oel="http://schemas.microsoft.com/office/2019/extlst" xmlns:r="http://schemas.openxmlformats.org/officeDocument/2006/relationships" xmlns:m="http://schemas.openxmlformats.org/officeDocument/2006/math" xmlns:v="urn:schemas-microsoft-com:vml" xmlns:wp14="http://schemas.microsoft.com/office/word/2010/wordprocessingDrawing" xmlns:wp="http://schemas.openxmlformats.org/drawingml/2006/wordprocessingDrawing" xmlns:w10="urn:schemas-microsoft-com:office:word" xmlns:w="http://schemas.openxmlformats.org/wordprocessingml/2006/main" xmlns:w14="http://schemas.microsoft.com/office/word/2010/wordml" xmlns:w15="http://schemas.microsoft.com/office/word/2012/wordml" xmlns:w16cex="http://schemas.microsoft.com/office/word/2018/wordml/cex" xmlns:w16cid="http://schemas.microsoft.com/office/word/2016/wordml/cid" xmlns:w16="http://schemas.microsoft.com/office/word/2018/wordml" xmlns:w16du="http://schemas.microsoft.com/office/word/2023/wordml/word16du" xmlns:w16sdtdh="http://schemas.microsoft.com/office/word/2020/wordml/sdtdatahash" xmlns:w16se="http://schemas.microsoft.com/office/word/2015/wordml/symex" xmlns:wpg="http://schemas.microsoft.com/office/word/2010/wordprocessingGroup" xmlns:wpi="http://schemas.microsoft.com/office/word/2010/wordprocessingInk" xmlns:wne="http://schemas.microsoft.com/office/word/2006/wordml" xmlns:wps="http://schemas.microsoft.com/office/word/2010/wordprocessingShape" mc:Ignorable="w14 w15 w16se w16cid w16 w16cex w16sdtdh wp14">
   <w:abstractNum w:abstractNumId="0" w15:restartNumberingAfterBreak="0">
     <w:nsid w:val="00F73304"/>
     <w:multiLevelType w:val="multilevel"/>
@@ -9354,43 +9344,43 @@
       </w:pPr>
     </w:lvl>
   </w:abstractNum>
-  <w:num w:numId="1">
+  <w:num w:numId="1" w16cid:durableId="176120040">
     <w:abstractNumId w:val="1"/>
   </w:num>
-  <w:num w:numId="2">
+  <w:num w:numId="2" w16cid:durableId="2118984449">
     <w:abstractNumId w:val="4"/>
   </w:num>
-  <w:num w:numId="3">
+  <w:num w:numId="3" w16cid:durableId="1273974695">
     <w:abstractNumId w:val="3"/>
   </w:num>
-  <w:num w:numId="4">
+  <w:num w:numId="4" w16cid:durableId="1040865562">
     <w:abstractNumId w:val="18"/>
   </w:num>
-  <w:num w:numId="5">
+  <w:num w:numId="5" w16cid:durableId="1592395468">
     <w:abstractNumId w:val="8"/>
   </w:num>
-  <w:num w:numId="6">
+  <w:num w:numId="6" w16cid:durableId="192495750">
     <w:abstractNumId w:val="17"/>
   </w:num>
-  <w:num w:numId="7">
+  <w:num w:numId="7" w16cid:durableId="2106730620">
     <w:abstractNumId w:val="16"/>
   </w:num>
-  <w:num w:numId="8">
+  <w:num w:numId="8" w16cid:durableId="368841534">
     <w:abstractNumId w:val="9"/>
   </w:num>
-  <w:num w:numId="9">
+  <w:num w:numId="9" w16cid:durableId="314341147">
     <w:abstractNumId w:val="15"/>
   </w:num>
-  <w:num w:numId="10">
+  <w:num w:numId="10" w16cid:durableId="1684284332">
     <w:abstractNumId w:val="11"/>
   </w:num>
-  <w:num w:numId="11">
+  <w:num w:numId="11" w16cid:durableId="1323043924">
     <w:abstractNumId w:val="0"/>
   </w:num>
-  <w:num w:numId="12">
+  <w:num w:numId="12" w16cid:durableId="1215047509">
     <w:abstractNumId w:val="14"/>
   </w:num>
-  <w:num w:numId="13">
+  <w:num w:numId="13" w16cid:durableId="725569525">
     <w:abstractNumId w:val="7"/>
     <w:lvlOverride w:ilvl="0">
       <w:startOverride w:val="1"/>
@@ -9420,7 +9410,7 @@
       <w:startOverride w:val="1"/>
     </w:lvlOverride>
   </w:num>
-  <w:num w:numId="14">
+  <w:num w:numId="14" w16cid:durableId="384455837">
     <w:abstractNumId w:val="5"/>
     <w:lvlOverride w:ilvl="0">
       <w:startOverride w:val="1"/>
@@ -9450,22 +9440,22 @@
       <w:startOverride w:val="1"/>
     </w:lvlOverride>
   </w:num>
-  <w:num w:numId="15">
+  <w:num w:numId="15" w16cid:durableId="434833942">
     <w:abstractNumId w:val="12"/>
   </w:num>
-  <w:num w:numId="16">
+  <w:num w:numId="16" w16cid:durableId="608703057">
     <w:abstractNumId w:val="2"/>
   </w:num>
-  <w:num w:numId="17">
+  <w:num w:numId="17" w16cid:durableId="1898977743">
     <w:abstractNumId w:val="6"/>
   </w:num>
-  <w:num w:numId="18">
+  <w:num w:numId="18" w16cid:durableId="321355660">
     <w:abstractNumId w:val="13"/>
   </w:num>
-  <w:num w:numId="19">
+  <w:num w:numId="19" w16cid:durableId="816915106">
     <w:abstractNumId w:val="19"/>
   </w:num>
-  <w:num w:numId="20">
+  <w:num w:numId="20" w16cid:durableId="621885503">
     <w:abstractNumId w:val="10"/>
   </w:num>
   <w:numIdMacAtCleanup w:val="1"/>
